--- a/M1-intro-and-basic-structures/attachments/Отчет_2_1.docx
+++ b/M1-intro-and-basic-structures/attachments/Отчет_2_1.docx
@@ -220,15 +220,7 @@
           <w:sz w:val="28"/>
           <w:szCs w:val="28"/>
         </w:rPr>
-        <w:t>Отчет по лабораторной работе №</w:t>
-      </w:r>
-      <w:r>
-        <w:rPr>
-          <w:rFonts w:ascii="Times New Roman" w:hAnsi="Times New Roman"/>
-          <w:sz w:val="28"/>
-          <w:szCs w:val="28"/>
-        </w:rPr>
-        <w:t>2</w:t>
+        <w:t>Отчет по лабораторной работе №2</w:t>
       </w:r>
     </w:p>
     <w:p>
@@ -656,6 +648,53 @@
           <w:rPr>
             <w:rStyle w:val="Hyperlink"/>
             <w:b/>
+            <w:rFonts w:cs="Times New Roman" w:ascii="Times New Roman" w:hAnsi="Times New Roman"/>
+          </w:rPr>
+        </w:r>
+        <w:r>
+          <w:rPr>
+            <w:rStyle w:val="Hyperlink"/>
+            <w:rFonts w:cs="Times New Roman" w:ascii="Times New Roman" w:hAnsi="Times New Roman"/>
+            <w:b/>
+          </w:rPr>
+        </w:r>
+        <w:r>
+          <w:rPr>
+            <w:rStyle w:val="Hyperlink"/>
+            <w:b/>
+            <w:rFonts w:cs="Times New Roman" w:ascii="Times New Roman" w:hAnsi="Times New Roman"/>
+          </w:rPr>
+          <w:fldChar w:fldCharType="separate"/>
+        </w:r>
+        <w:r>
+          <w:rPr>
+            <w:rStyle w:val="Hyperlink"/>
+            <w:rFonts w:cs="Times New Roman" w:ascii="Times New Roman" w:hAnsi="Times New Roman"/>
+            <w:b/>
+          </w:rPr>
+        </w:r>
+        <w:r>
+          <w:rPr>
+            <w:rStyle w:val="Hyperlink"/>
+            <w:rFonts w:cs="Times New Roman" w:ascii="Times New Roman" w:hAnsi="Times New Roman"/>
+            <w:b/>
+          </w:rPr>
+        </w:r>
+        <w:r>
+          <w:rPr>
+            <w:rStyle w:val="Hyperlink"/>
+            <w:b/>
+            <w:rFonts w:cs="Times New Roman" w:ascii="Times New Roman" w:hAnsi="Times New Roman"/>
+          </w:rPr>
+          <w:fldChar w:fldCharType="end"/>
+        </w:r>
+        <w:r>
+          <w:fldChar w:fldCharType="begin"/>
+        </w:r>
+        <w:r>
+          <w:rPr>
+            <w:rStyle w:val="Hyperlink"/>
+            <w:b/>
             <w:vanish/>
             <w:rFonts w:cs="Times New Roman" w:ascii="Times New Roman" w:hAnsi="Times New Roman"/>
           </w:rPr>
@@ -834,6 +873,47 @@
         <w:r>
           <w:rPr>
             <w:rStyle w:val="Hyperlink"/>
+            <w:lang w:bidi="en-US"/>
+          </w:rPr>
+        </w:r>
+        <w:r>
+          <w:rPr>
+            <w:rStyle w:val="Hyperlink"/>
+            <w:lang w:bidi="en-US"/>
+          </w:rPr>
+        </w:r>
+        <w:r>
+          <w:rPr>
+            <w:rStyle w:val="Hyperlink"/>
+            <w:lang w:bidi="en-US"/>
+          </w:rPr>
+          <w:fldChar w:fldCharType="separate"/>
+        </w:r>
+        <w:r>
+          <w:rPr>
+            <w:rStyle w:val="Hyperlink"/>
+            <w:lang w:bidi="en-US"/>
+          </w:rPr>
+        </w:r>
+        <w:r>
+          <w:rPr>
+            <w:rStyle w:val="Hyperlink"/>
+            <w:lang w:bidi="en-US"/>
+          </w:rPr>
+        </w:r>
+        <w:r>
+          <w:rPr>
+            <w:rStyle w:val="Hyperlink"/>
+            <w:lang w:bidi="en-US"/>
+          </w:rPr>
+          <w:fldChar w:fldCharType="end"/>
+        </w:r>
+        <w:r>
+          <w:fldChar w:fldCharType="begin"/>
+        </w:r>
+        <w:r>
+          <w:rPr>
+            <w:rStyle w:val="Hyperlink"/>
             <w:vanish/>
             <w:lang w:bidi="en-US"/>
           </w:rPr>
@@ -1036,6 +1116,53 @@
           <w:rPr>
             <w:rStyle w:val="Hyperlink"/>
             <w:b/>
+            <w:rFonts w:cs="Times New Roman" w:ascii="Times New Roman" w:hAnsi="Times New Roman"/>
+          </w:rPr>
+        </w:r>
+        <w:r>
+          <w:rPr>
+            <w:rStyle w:val="Hyperlink"/>
+            <w:rFonts w:cs="Times New Roman" w:ascii="Times New Roman" w:hAnsi="Times New Roman"/>
+            <w:b/>
+          </w:rPr>
+        </w:r>
+        <w:r>
+          <w:rPr>
+            <w:rStyle w:val="Hyperlink"/>
+            <w:b/>
+            <w:rFonts w:cs="Times New Roman" w:ascii="Times New Roman" w:hAnsi="Times New Roman"/>
+          </w:rPr>
+          <w:fldChar w:fldCharType="separate"/>
+        </w:r>
+        <w:r>
+          <w:rPr>
+            <w:rStyle w:val="Hyperlink"/>
+            <w:rFonts w:cs="Times New Roman" w:ascii="Times New Roman" w:hAnsi="Times New Roman"/>
+            <w:b/>
+          </w:rPr>
+        </w:r>
+        <w:r>
+          <w:rPr>
+            <w:rStyle w:val="Hyperlink"/>
+            <w:rFonts w:cs="Times New Roman" w:ascii="Times New Roman" w:hAnsi="Times New Roman"/>
+            <w:b/>
+          </w:rPr>
+        </w:r>
+        <w:r>
+          <w:rPr>
+            <w:rStyle w:val="Hyperlink"/>
+            <w:b/>
+            <w:rFonts w:cs="Times New Roman" w:ascii="Times New Roman" w:hAnsi="Times New Roman"/>
+          </w:rPr>
+          <w:fldChar w:fldCharType="end"/>
+        </w:r>
+        <w:r>
+          <w:fldChar w:fldCharType="begin"/>
+        </w:r>
+        <w:r>
+          <w:rPr>
+            <w:rStyle w:val="Hyperlink"/>
+            <w:b/>
             <w:vanish/>
             <w:rFonts w:cs="Times New Roman" w:ascii="Times New Roman" w:hAnsi="Times New Roman"/>
           </w:rPr>
@@ -1243,6 +1370,53 @@
           <w:rPr>
             <w:rStyle w:val="Hyperlink"/>
             <w:b/>
+            <w:rFonts w:cs="Times New Roman" w:ascii="Times New Roman" w:hAnsi="Times New Roman"/>
+          </w:rPr>
+        </w:r>
+        <w:r>
+          <w:rPr>
+            <w:rStyle w:val="Hyperlink"/>
+            <w:rFonts w:cs="Times New Roman" w:ascii="Times New Roman" w:hAnsi="Times New Roman"/>
+            <w:b/>
+          </w:rPr>
+        </w:r>
+        <w:r>
+          <w:rPr>
+            <w:rStyle w:val="Hyperlink"/>
+            <w:b/>
+            <w:rFonts w:cs="Times New Roman" w:ascii="Times New Roman" w:hAnsi="Times New Roman"/>
+          </w:rPr>
+          <w:fldChar w:fldCharType="separate"/>
+        </w:r>
+        <w:r>
+          <w:rPr>
+            <w:rStyle w:val="Hyperlink"/>
+            <w:rFonts w:cs="Times New Roman" w:ascii="Times New Roman" w:hAnsi="Times New Roman"/>
+            <w:b/>
+          </w:rPr>
+        </w:r>
+        <w:r>
+          <w:rPr>
+            <w:rStyle w:val="Hyperlink"/>
+            <w:rFonts w:cs="Times New Roman" w:ascii="Times New Roman" w:hAnsi="Times New Roman"/>
+            <w:b/>
+          </w:rPr>
+        </w:r>
+        <w:r>
+          <w:rPr>
+            <w:rStyle w:val="Hyperlink"/>
+            <w:b/>
+            <w:rFonts w:cs="Times New Roman" w:ascii="Times New Roman" w:hAnsi="Times New Roman"/>
+          </w:rPr>
+          <w:fldChar w:fldCharType="end"/>
+        </w:r>
+        <w:r>
+          <w:fldChar w:fldCharType="begin"/>
+        </w:r>
+        <w:r>
+          <w:rPr>
+            <w:rStyle w:val="Hyperlink"/>
+            <w:b/>
             <w:vanish/>
             <w:rFonts w:cs="Times New Roman" w:ascii="Times New Roman" w:hAnsi="Times New Roman"/>
           </w:rPr>
@@ -1450,6 +1624,53 @@
           <w:rPr>
             <w:rStyle w:val="Hyperlink"/>
             <w:b/>
+            <w:rFonts w:cs="Times New Roman" w:ascii="Times New Roman" w:hAnsi="Times New Roman"/>
+          </w:rPr>
+        </w:r>
+        <w:r>
+          <w:rPr>
+            <w:rStyle w:val="Hyperlink"/>
+            <w:rFonts w:cs="Times New Roman" w:ascii="Times New Roman" w:hAnsi="Times New Roman"/>
+            <w:b/>
+          </w:rPr>
+        </w:r>
+        <w:r>
+          <w:rPr>
+            <w:rStyle w:val="Hyperlink"/>
+            <w:b/>
+            <w:rFonts w:cs="Times New Roman" w:ascii="Times New Roman" w:hAnsi="Times New Roman"/>
+          </w:rPr>
+          <w:fldChar w:fldCharType="separate"/>
+        </w:r>
+        <w:r>
+          <w:rPr>
+            <w:rStyle w:val="Hyperlink"/>
+            <w:rFonts w:cs="Times New Roman" w:ascii="Times New Roman" w:hAnsi="Times New Roman"/>
+            <w:b/>
+          </w:rPr>
+        </w:r>
+        <w:r>
+          <w:rPr>
+            <w:rStyle w:val="Hyperlink"/>
+            <w:rFonts w:cs="Times New Roman" w:ascii="Times New Roman" w:hAnsi="Times New Roman"/>
+            <w:b/>
+          </w:rPr>
+        </w:r>
+        <w:r>
+          <w:rPr>
+            <w:rStyle w:val="Hyperlink"/>
+            <w:b/>
+            <w:rFonts w:cs="Times New Roman" w:ascii="Times New Roman" w:hAnsi="Times New Roman"/>
+          </w:rPr>
+          <w:fldChar w:fldCharType="end"/>
+        </w:r>
+        <w:r>
+          <w:fldChar w:fldCharType="begin"/>
+        </w:r>
+        <w:r>
+          <w:rPr>
+            <w:rStyle w:val="Hyperlink"/>
+            <w:b/>
             <w:vanish/>
             <w:rFonts w:cs="Times New Roman" w:ascii="Times New Roman" w:hAnsi="Times New Roman"/>
           </w:rPr>
@@ -1645,23 +1866,20 @@
           <w:rPr>
             <w:rStyle w:val="Hyperlink"/>
             <w:b/>
-            <w:vanish/>
-            <w:rFonts w:cs="Times New Roman" w:ascii="Times New Roman" w:hAnsi="Times New Roman"/>
-          </w:rPr>
-        </w:r>
-        <w:r>
-          <w:rPr>
-            <w:rStyle w:val="Hyperlink"/>
-            <w:rFonts w:cs="Times New Roman" w:ascii="Times New Roman" w:hAnsi="Times New Roman"/>
-            <w:b/>
-            <w:vanish/>
-          </w:rPr>
-        </w:r>
-        <w:r>
-          <w:rPr>
-            <w:rStyle w:val="Hyperlink"/>
-            <w:b/>
-            <w:vanish/>
+            <w:rFonts w:cs="Times New Roman" w:ascii="Times New Roman" w:hAnsi="Times New Roman"/>
+          </w:rPr>
+        </w:r>
+        <w:r>
+          <w:rPr>
+            <w:rStyle w:val="Hyperlink"/>
+            <w:rFonts w:cs="Times New Roman" w:ascii="Times New Roman" w:hAnsi="Times New Roman"/>
+            <w:b/>
+          </w:rPr>
+        </w:r>
+        <w:r>
+          <w:rPr>
+            <w:rStyle w:val="Hyperlink"/>
+            <w:b/>
             <w:rFonts w:cs="Times New Roman" w:ascii="Times New Roman" w:hAnsi="Times New Roman"/>
           </w:rPr>
           <w:fldChar w:fldCharType="separate"/>
@@ -1671,27 +1889,77 @@
             <w:rStyle w:val="Hyperlink"/>
             <w:rFonts w:cs="Times New Roman" w:ascii="Times New Roman" w:hAnsi="Times New Roman"/>
             <w:b/>
-            <w:vanish/>
-          </w:rPr>
-        </w:r>
-        <w:r>
-          <w:rPr>
-            <w:rStyle w:val="Hyperlink"/>
-            <w:rFonts w:cs="Times New Roman" w:ascii="Times New Roman" w:hAnsi="Times New Roman"/>
-            <w:b/>
-            <w:vanish/>
-          </w:rPr>
-        </w:r>
-        <w:r>
-          <w:rPr>
-            <w:rStyle w:val="Hyperlink"/>
-            <w:b/>
-            <w:vanish/>
+          </w:rPr>
+        </w:r>
+        <w:r>
+          <w:rPr>
+            <w:rStyle w:val="Hyperlink"/>
+            <w:rFonts w:cs="Times New Roman" w:ascii="Times New Roman" w:hAnsi="Times New Roman"/>
+            <w:b/>
+          </w:rPr>
+        </w:r>
+        <w:r>
+          <w:rPr>
+            <w:rStyle w:val="Hyperlink"/>
+            <w:b/>
             <w:rFonts w:cs="Times New Roman" w:ascii="Times New Roman" w:hAnsi="Times New Roman"/>
           </w:rPr>
           <w:fldChar w:fldCharType="end"/>
         </w:r>
         <w:r>
+          <w:fldChar w:fldCharType="begin"/>
+        </w:r>
+        <w:r>
+          <w:rPr>
+            <w:rStyle w:val="Hyperlink"/>
+            <w:b/>
+            <w:vanish/>
+            <w:rFonts w:cs="Times New Roman" w:ascii="Times New Roman" w:hAnsi="Times New Roman"/>
+          </w:rPr>
+        </w:r>
+        <w:r>
+          <w:rPr>
+            <w:rStyle w:val="Hyperlink"/>
+            <w:rFonts w:cs="Times New Roman" w:ascii="Times New Roman" w:hAnsi="Times New Roman"/>
+            <w:b/>
+            <w:vanish/>
+          </w:rPr>
+        </w:r>
+        <w:r>
+          <w:rPr>
+            <w:rStyle w:val="Hyperlink"/>
+            <w:b/>
+            <w:vanish/>
+            <w:rFonts w:cs="Times New Roman" w:ascii="Times New Roman" w:hAnsi="Times New Roman"/>
+          </w:rPr>
+          <w:fldChar w:fldCharType="separate"/>
+        </w:r>
+        <w:r>
+          <w:rPr>
+            <w:rStyle w:val="Hyperlink"/>
+            <w:rFonts w:cs="Times New Roman" w:ascii="Times New Roman" w:hAnsi="Times New Roman"/>
+            <w:b/>
+            <w:vanish/>
+          </w:rPr>
+        </w:r>
+        <w:r>
+          <w:rPr>
+            <w:rStyle w:val="Hyperlink"/>
+            <w:rFonts w:cs="Times New Roman" w:ascii="Times New Roman" w:hAnsi="Times New Roman"/>
+            <w:b/>
+            <w:vanish/>
+          </w:rPr>
+        </w:r>
+        <w:r>
+          <w:rPr>
+            <w:rStyle w:val="Hyperlink"/>
+            <w:b/>
+            <w:vanish/>
+            <w:rFonts w:cs="Times New Roman" w:ascii="Times New Roman" w:hAnsi="Times New Roman"/>
+          </w:rPr>
+          <w:fldChar w:fldCharType="end"/>
+        </w:r>
+        <w:r>
           <w:rPr>
             <w:webHidden/>
           </w:rPr>
@@ -1741,7 +2009,7 @@
             <w:rStyle w:val="Hyperlink"/>
             <w:vanish/>
           </w:rPr>
-          <w:t>15</w:t>
+          <w:t>14</w:t>
         </w:r>
         <w:r>
           <w:rPr>
@@ -1831,23 +2099,20 @@
           <w:rPr>
             <w:rStyle w:val="Hyperlink"/>
             <w:b/>
-            <w:vanish/>
-            <w:rFonts w:cs="Times New Roman" w:ascii="Times New Roman" w:hAnsi="Times New Roman"/>
-          </w:rPr>
-        </w:r>
-        <w:r>
-          <w:rPr>
-            <w:rStyle w:val="Hyperlink"/>
-            <w:rFonts w:cs="Times New Roman" w:ascii="Times New Roman" w:hAnsi="Times New Roman"/>
-            <w:b/>
-            <w:vanish/>
-          </w:rPr>
-        </w:r>
-        <w:r>
-          <w:rPr>
-            <w:rStyle w:val="Hyperlink"/>
-            <w:b/>
-            <w:vanish/>
+            <w:rFonts w:cs="Times New Roman" w:ascii="Times New Roman" w:hAnsi="Times New Roman"/>
+          </w:rPr>
+        </w:r>
+        <w:r>
+          <w:rPr>
+            <w:rStyle w:val="Hyperlink"/>
+            <w:rFonts w:cs="Times New Roman" w:ascii="Times New Roman" w:hAnsi="Times New Roman"/>
+            <w:b/>
+          </w:rPr>
+        </w:r>
+        <w:r>
+          <w:rPr>
+            <w:rStyle w:val="Hyperlink"/>
+            <w:b/>
             <w:rFonts w:cs="Times New Roman" w:ascii="Times New Roman" w:hAnsi="Times New Roman"/>
           </w:rPr>
           <w:fldChar w:fldCharType="separate"/>
@@ -1857,27 +2122,77 @@
             <w:rStyle w:val="Hyperlink"/>
             <w:rFonts w:cs="Times New Roman" w:ascii="Times New Roman" w:hAnsi="Times New Roman"/>
             <w:b/>
-            <w:vanish/>
-          </w:rPr>
-        </w:r>
-        <w:r>
-          <w:rPr>
-            <w:rStyle w:val="Hyperlink"/>
-            <w:rFonts w:cs="Times New Roman" w:ascii="Times New Roman" w:hAnsi="Times New Roman"/>
-            <w:b/>
-            <w:vanish/>
-          </w:rPr>
-        </w:r>
-        <w:r>
-          <w:rPr>
-            <w:rStyle w:val="Hyperlink"/>
-            <w:b/>
-            <w:vanish/>
+          </w:rPr>
+        </w:r>
+        <w:r>
+          <w:rPr>
+            <w:rStyle w:val="Hyperlink"/>
+            <w:rFonts w:cs="Times New Roman" w:ascii="Times New Roman" w:hAnsi="Times New Roman"/>
+            <w:b/>
+          </w:rPr>
+        </w:r>
+        <w:r>
+          <w:rPr>
+            <w:rStyle w:val="Hyperlink"/>
+            <w:b/>
             <w:rFonts w:cs="Times New Roman" w:ascii="Times New Roman" w:hAnsi="Times New Roman"/>
           </w:rPr>
           <w:fldChar w:fldCharType="end"/>
         </w:r>
         <w:r>
+          <w:fldChar w:fldCharType="begin"/>
+        </w:r>
+        <w:r>
+          <w:rPr>
+            <w:rStyle w:val="Hyperlink"/>
+            <w:b/>
+            <w:vanish/>
+            <w:rFonts w:cs="Times New Roman" w:ascii="Times New Roman" w:hAnsi="Times New Roman"/>
+          </w:rPr>
+        </w:r>
+        <w:r>
+          <w:rPr>
+            <w:rStyle w:val="Hyperlink"/>
+            <w:rFonts w:cs="Times New Roman" w:ascii="Times New Roman" w:hAnsi="Times New Roman"/>
+            <w:b/>
+            <w:vanish/>
+          </w:rPr>
+        </w:r>
+        <w:r>
+          <w:rPr>
+            <w:rStyle w:val="Hyperlink"/>
+            <w:b/>
+            <w:vanish/>
+            <w:rFonts w:cs="Times New Roman" w:ascii="Times New Roman" w:hAnsi="Times New Roman"/>
+          </w:rPr>
+          <w:fldChar w:fldCharType="separate"/>
+        </w:r>
+        <w:r>
+          <w:rPr>
+            <w:rStyle w:val="Hyperlink"/>
+            <w:rFonts w:cs="Times New Roman" w:ascii="Times New Roman" w:hAnsi="Times New Roman"/>
+            <w:b/>
+            <w:vanish/>
+          </w:rPr>
+        </w:r>
+        <w:r>
+          <w:rPr>
+            <w:rStyle w:val="Hyperlink"/>
+            <w:rFonts w:cs="Times New Roman" w:ascii="Times New Roman" w:hAnsi="Times New Roman"/>
+            <w:b/>
+            <w:vanish/>
+          </w:rPr>
+        </w:r>
+        <w:r>
+          <w:rPr>
+            <w:rStyle w:val="Hyperlink"/>
+            <w:b/>
+            <w:vanish/>
+            <w:rFonts w:cs="Times New Roman" w:ascii="Times New Roman" w:hAnsi="Times New Roman"/>
+          </w:rPr>
+          <w:fldChar w:fldCharType="end"/>
+        </w:r>
+        <w:r>
           <w:rPr>
             <w:webHidden/>
           </w:rPr>
@@ -1927,7 +2242,7 @@
             <w:rStyle w:val="Hyperlink"/>
             <w:vanish/>
           </w:rPr>
-          <w:t>16</w:t>
+          <w:t>15</w:t>
         </w:r>
         <w:r>
           <w:rPr>
@@ -2268,7 +2583,13 @@
         </w:rPr>
       </w:pPr>
       <w:r>
-        <w:rPr/>
+        <w:rPr>
+          <w:rFonts w:cs="Times New Roman" w:ascii="Times New Roman" w:hAnsi="Times New Roman"/>
+          <w:b/>
+          <w:color w:val="auto"/>
+          <w:sz w:val="28"/>
+          <w:szCs w:val="28"/>
+        </w:rPr>
         <w:drawing>
           <wp:anchor behindDoc="0" distT="0" distB="0" distL="0" distR="0" simplePos="0" locked="0" layoutInCell="0" allowOverlap="1" relativeHeight="2">
             <wp:simplePos x="0" y="0"/>
@@ -2414,7 +2735,11 @@
         </w:rPr>
       </w:pPr>
       <w:r>
-        <w:rPr/>
+        <w:rPr>
+          <w:rFonts w:cs="Times New Roman" w:ascii="Times New Roman" w:hAnsi="Times New Roman"/>
+          <w:sz w:val="28"/>
+          <w:szCs w:val="28"/>
+        </w:rPr>
       </w:r>
     </w:p>
     <w:p>
@@ -3064,7 +3389,11 @@
         </w:rPr>
       </w:pPr>
       <w:r>
-        <w:rPr/>
+        <w:rPr>
+          <w:rFonts w:cs="Times New Roman" w:ascii="Times New Roman" w:hAnsi="Times New Roman"/>
+          <w:sz w:val="28"/>
+          <w:szCs w:val="28"/>
+        </w:rPr>
         <w:drawing>
           <wp:anchor behindDoc="0" distT="0" distB="0" distL="0" distR="0" simplePos="0" locked="0" layoutInCell="0" allowOverlap="1" relativeHeight="5">
             <wp:simplePos x="0" y="0"/>
@@ -3131,7 +3460,13 @@
         </w:rPr>
       </w:pPr>
       <w:r>
-        <w:rPr/>
+        <w:rPr>
+          <w:rFonts w:cs="Times New Roman" w:ascii="Times New Roman" w:hAnsi="Times New Roman"/>
+          <w:b/>
+          <w:color w:themeColor="accent1" w:themeShade="bf" w:val="auto"/>
+          <w:sz w:val="28"/>
+          <w:szCs w:val="28"/>
+        </w:rPr>
         <w:drawing>
           <wp:anchor behindDoc="0" distT="0" distB="0" distL="0" distR="0" simplePos="0" locked="0" layoutInCell="0" allowOverlap="1" relativeHeight="6">
             <wp:simplePos x="0" y="0"/>
@@ -3217,8 +3552,8 @@
       </w:tblPr>
       <w:tblGrid>
         <w:gridCol w:w="934"/>
-        <w:gridCol w:w="1578"/>
-        <w:gridCol w:w="2646"/>
+        <w:gridCol w:w="1577"/>
+        <w:gridCol w:w="2647"/>
       </w:tblGrid>
       <w:tr>
         <w:trPr/>
@@ -3244,7 +3579,7 @@
         </w:tc>
         <w:tc>
           <w:tcPr>
-            <w:tcW w:w="1578" w:type="dxa"/>
+            <w:tcW w:w="1577" w:type="dxa"/>
             <w:tcBorders/>
             <w:vAlign w:val="center"/>
           </w:tcPr>
@@ -3264,7 +3599,7 @@
         </w:tc>
         <w:tc>
           <w:tcPr>
-            <w:tcW w:w="2646" w:type="dxa"/>
+            <w:tcW w:w="2647" w:type="dxa"/>
             <w:tcBorders/>
             <w:vAlign w:val="center"/>
           </w:tcPr>
@@ -3307,7 +3642,7 @@
         </w:tc>
         <w:tc>
           <w:tcPr>
-            <w:tcW w:w="1578" w:type="dxa"/>
+            <w:tcW w:w="1577" w:type="dxa"/>
             <w:tcBorders/>
             <w:vAlign w:val="center"/>
           </w:tcPr>
@@ -3327,7 +3662,7 @@
         </w:tc>
         <w:tc>
           <w:tcPr>
-            <w:tcW w:w="2646" w:type="dxa"/>
+            <w:tcW w:w="2647" w:type="dxa"/>
             <w:tcBorders/>
             <w:vAlign w:val="center"/>
           </w:tcPr>
@@ -3370,7 +3705,7 @@
         </w:tc>
         <w:tc>
           <w:tcPr>
-            <w:tcW w:w="1578" w:type="dxa"/>
+            <w:tcW w:w="1577" w:type="dxa"/>
             <w:tcBorders/>
             <w:vAlign w:val="center"/>
           </w:tcPr>
@@ -3390,7 +3725,7 @@
         </w:tc>
         <w:tc>
           <w:tcPr>
-            <w:tcW w:w="2646" w:type="dxa"/>
+            <w:tcW w:w="2647" w:type="dxa"/>
             <w:tcBorders/>
             <w:vAlign w:val="center"/>
           </w:tcPr>
@@ -3433,7 +3768,7 @@
         </w:tc>
         <w:tc>
           <w:tcPr>
-            <w:tcW w:w="1578" w:type="dxa"/>
+            <w:tcW w:w="1577" w:type="dxa"/>
             <w:tcBorders/>
             <w:vAlign w:val="center"/>
           </w:tcPr>
@@ -3453,7 +3788,7 @@
         </w:tc>
         <w:tc>
           <w:tcPr>
-            <w:tcW w:w="2646" w:type="dxa"/>
+            <w:tcW w:w="2647" w:type="dxa"/>
             <w:tcBorders/>
             <w:vAlign w:val="center"/>
           </w:tcPr>
@@ -3496,7 +3831,7 @@
         </w:tc>
         <w:tc>
           <w:tcPr>
-            <w:tcW w:w="1578" w:type="dxa"/>
+            <w:tcW w:w="1577" w:type="dxa"/>
             <w:tcBorders/>
             <w:vAlign w:val="center"/>
           </w:tcPr>
@@ -3516,7 +3851,7 @@
         </w:tc>
         <w:tc>
           <w:tcPr>
-            <w:tcW w:w="2646" w:type="dxa"/>
+            <w:tcW w:w="2647" w:type="dxa"/>
             <w:tcBorders/>
             <w:vAlign w:val="center"/>
           </w:tcPr>
@@ -3559,7 +3894,7 @@
         </w:tc>
         <w:tc>
           <w:tcPr>
-            <w:tcW w:w="1578" w:type="dxa"/>
+            <w:tcW w:w="1577" w:type="dxa"/>
             <w:tcBorders/>
             <w:vAlign w:val="center"/>
           </w:tcPr>
@@ -3579,7 +3914,7 @@
         </w:tc>
         <w:tc>
           <w:tcPr>
-            <w:tcW w:w="2646" w:type="dxa"/>
+            <w:tcW w:w="2647" w:type="dxa"/>
             <w:tcBorders/>
             <w:vAlign w:val="center"/>
           </w:tcPr>
@@ -3613,7 +3948,13 @@
         </w:rPr>
       </w:pPr>
       <w:r>
-        <w:rPr/>
+        <w:rPr>
+          <w:rFonts w:cs="Times New Roman" w:ascii="Times New Roman" w:hAnsi="Times New Roman"/>
+          <w:b/>
+          <w:color w:val="auto"/>
+          <w:sz w:val="28"/>
+          <w:szCs w:val="28"/>
+        </w:rPr>
         <w:drawing>
           <wp:anchor behindDoc="0" distT="0" distB="0" distL="0" distR="0" simplePos="0" locked="0" layoutInCell="0" allowOverlap="1" relativeHeight="12">
             <wp:simplePos x="0" y="0"/>
@@ -3995,8 +4336,10 @@
       </w:pPr>
       <w:r>
         <w:rPr>
-          <w:b/>
-          <w:bCs/>
+          <w:rFonts w:cs="Times New Roman" w:ascii="Times New Roman" w:hAnsi="Times New Roman"/>
+          <w:color w:val="auto"/>
+          <w:sz w:val="28"/>
+          <w:szCs w:val="28"/>
         </w:rPr>
       </w:r>
     </w:p>
@@ -4168,7 +4511,7 @@
       </w:tblPr>
       <w:tblGrid>
         <w:gridCol w:w="4677"/>
-        <w:gridCol w:w="4678"/>
+        <w:gridCol w:w="4677"/>
       </w:tblGrid>
       <w:tr>
         <w:trPr/>
@@ -4201,7 +4544,7 @@
         </w:tc>
         <w:tc>
           <w:tcPr>
-            <w:tcW w:w="4678" w:type="dxa"/>
+            <w:tcW w:w="4677" w:type="dxa"/>
             <w:tcBorders>
               <w:top w:val="single" w:sz="4" w:space="0" w:color="000000"/>
               <w:left w:val="single" w:sz="4" w:space="0" w:color="000000"/>
@@ -4254,7 +4597,7 @@
         </w:tc>
         <w:tc>
           <w:tcPr>
-            <w:tcW w:w="4678" w:type="dxa"/>
+            <w:tcW w:w="4677" w:type="dxa"/>
             <w:tcBorders>
               <w:left w:val="single" w:sz="4" w:space="0" w:color="000000"/>
               <w:bottom w:val="single" w:sz="4" w:space="0" w:color="000000"/>
@@ -4304,7 +4647,7 @@
         </w:tc>
         <w:tc>
           <w:tcPr>
-            <w:tcW w:w="4678" w:type="dxa"/>
+            <w:tcW w:w="4677" w:type="dxa"/>
             <w:tcBorders>
               <w:left w:val="single" w:sz="4" w:space="0" w:color="000000"/>
               <w:bottom w:val="single" w:sz="4" w:space="0" w:color="000000"/>
@@ -4350,7 +4693,7 @@
         </w:tc>
         <w:tc>
           <w:tcPr>
-            <w:tcW w:w="4678" w:type="dxa"/>
+            <w:tcW w:w="4677" w:type="dxa"/>
             <w:tcBorders>
               <w:left w:val="single" w:sz="4" w:space="0" w:color="000000"/>
               <w:bottom w:val="single" w:sz="4" w:space="0" w:color="000000"/>
@@ -4398,7 +4741,7 @@
         </w:tc>
         <w:tc>
           <w:tcPr>
-            <w:tcW w:w="4678" w:type="dxa"/>
+            <w:tcW w:w="4677" w:type="dxa"/>
             <w:tcBorders>
               <w:left w:val="single" w:sz="4" w:space="0" w:color="000000"/>
               <w:bottom w:val="single" w:sz="4" w:space="0" w:color="000000"/>
@@ -4446,7 +4789,7 @@
         </w:tc>
         <w:tc>
           <w:tcPr>
-            <w:tcW w:w="4678" w:type="dxa"/>
+            <w:tcW w:w="4677" w:type="dxa"/>
             <w:tcBorders>
               <w:left w:val="single" w:sz="4" w:space="0" w:color="000000"/>
               <w:bottom w:val="single" w:sz="4" w:space="0" w:color="000000"/>
@@ -4483,7 +4826,13 @@
         </w:rPr>
       </w:pPr>
       <w:r>
-        <w:rPr/>
+        <w:rPr>
+          <w:rFonts w:cs="Times New Roman" w:ascii="Times New Roman" w:hAnsi="Times New Roman"/>
+          <w:b/>
+          <w:color w:val="auto"/>
+          <w:sz w:val="28"/>
+          <w:szCs w:val="28"/>
+        </w:rPr>
       </w:r>
     </w:p>
     <w:p>
@@ -4500,7 +4849,13 @@
         </w:rPr>
       </w:pPr>
       <w:r>
-        <w:rPr/>
+        <w:rPr>
+          <w:rFonts w:cs="Times New Roman" w:ascii="Times New Roman" w:hAnsi="Times New Roman"/>
+          <w:b/>
+          <w:color w:val="auto"/>
+          <w:sz w:val="28"/>
+          <w:szCs w:val="28"/>
+        </w:rPr>
       </w:r>
     </w:p>
     <w:p>
@@ -4547,7 +4902,13 @@
         </w:rPr>
       </w:pPr>
       <w:r>
-        <w:rPr/>
+        <w:rPr>
+          <w:rFonts w:cs="Times New Roman" w:ascii="Times New Roman" w:hAnsi="Times New Roman"/>
+          <w:b/>
+          <w:color w:val="auto"/>
+          <w:sz w:val="28"/>
+          <w:szCs w:val="28"/>
+        </w:rPr>
         <w:drawing>
           <wp:anchor behindDoc="0" distT="0" distB="0" distL="0" distR="0" simplePos="0" locked="0" layoutInCell="0" allowOverlap="1" relativeHeight="7">
             <wp:simplePos x="0" y="0"/>
@@ -4638,7 +4999,13 @@
         </w:rPr>
       </w:pPr>
       <w:r>
-        <w:rPr/>
+        <w:rPr>
+          <w:rFonts w:eastAsia="Times New Roman" w:cs="Times New Roman" w:ascii="Times New Roman" w:hAnsi="Times New Roman"/>
+          <w:bCs/>
+          <w:sz w:val="28"/>
+          <w:szCs w:val="28"/>
+          <w:lang w:eastAsia="ru-RU"/>
+        </w:rPr>
         <w:drawing>
           <wp:anchor behindDoc="0" distT="0" distB="0" distL="0" distR="0" simplePos="0" locked="0" layoutInCell="0" allowOverlap="1" relativeHeight="8">
             <wp:simplePos x="0" y="0"/>
@@ -4709,7 +5076,18 @@
           <w:szCs w:val="28"/>
           <w:lang w:val="en-US"/>
         </w:rPr>
-        <w:t>Р</w:t>
+        <w:t xml:space="preserve">Реализован класс </w:t>
+      </w:r>
+      <w:r>
+        <w:rPr>
+          <w:rStyle w:val="Style14"/>
+          <w:b/>
+          <w:color w:val="auto"/>
+          <w:sz w:val="28"/>
+          <w:szCs w:val="28"/>
+          <w:lang w:val="en-US"/>
+        </w:rPr>
+        <w:t>Stack</w:t>
       </w:r>
       <w:r>
         <w:rPr>
@@ -4720,7 +5098,7 @@
           <w:szCs w:val="28"/>
           <w:lang w:val="en-US"/>
         </w:rPr>
-        <w:t xml:space="preserve">еализован класс </w:t>
+        <w:t xml:space="preserve"> на основе собственного </w:t>
       </w:r>
       <w:r>
         <w:rPr>
@@ -4731,7 +5109,7 @@
           <w:szCs w:val="28"/>
           <w:lang w:val="en-US"/>
         </w:rPr>
-        <w:t>Stack</w:t>
+        <w:t>DynamicArray</w:t>
       </w:r>
       <w:r>
         <w:rPr>
@@ -4742,19 +5120,115 @@
           <w:szCs w:val="28"/>
           <w:lang w:val="en-US"/>
         </w:rPr>
-        <w:t xml:space="preserve"> на основе собственного </w:t>
+        <w:t>.</w:t>
+      </w:r>
+    </w:p>
+    <w:p>
+      <w:pPr>
+        <w:pStyle w:val="BodyText"/>
+        <w:rPr/>
+      </w:pPr>
+      <w:r>
+        <w:rPr/>
+        <w:t>Стек работает по принципу LIFO — последний добавленный элемент извлекается первым.</w:t>
+      </w:r>
+    </w:p>
+    <w:p>
+      <w:pPr>
+        <w:pStyle w:val="BodyText"/>
+        <w:rPr/>
+      </w:pPr>
+      <w:r>
+        <w:rPr/>
+        <w:t xml:space="preserve">Реализованы три основные операции: </w:t>
       </w:r>
       <w:r>
         <w:rPr>
           <w:rStyle w:val="Style14"/>
+        </w:rPr>
+        <w:t>push()</w:t>
+      </w:r>
+      <w:r>
+        <w:rPr/>
+        <w:t xml:space="preserve"> — добавление элемента на вершину, </w:t>
+      </w:r>
+      <w:r>
+        <w:rPr>
+          <w:rStyle w:val="Style14"/>
+        </w:rPr>
+        <w:t>pop()</w:t>
+      </w:r>
+      <w:r>
+        <w:rPr/>
+        <w:t xml:space="preserve"> — удаление и возвращение вершины, </w:t>
+      </w:r>
+      <w:r>
+        <w:rPr>
+          <w:rStyle w:val="Style14"/>
+        </w:rPr>
+        <w:t>peek()</w:t>
+      </w:r>
+      <w:r>
+        <w:rPr/>
+        <w:t xml:space="preserve"> — получение вершины без удаления.</w:t>
+      </w:r>
+    </w:p>
+    <w:p>
+      <w:pPr>
+        <w:pStyle w:val="BodyText"/>
+        <w:bidi w:val="0"/>
+        <w:ind w:hanging="0" w:left="0" w:right="0"/>
+        <w:rPr/>
+      </w:pPr>
+      <w:r>
+        <w:rPr/>
+        <w:t xml:space="preserve">Добавление элемента выполняется через </w:t>
+      </w:r>
+      <w:r>
+        <w:rPr>
+          <w:rStyle w:val="Style14"/>
+        </w:rPr>
+        <w:t>DynamicArray.append()</w:t>
+      </w:r>
+      <w:r>
+        <w:rPr/>
+        <w:t xml:space="preserve">, поэтому имеет амортизированную сложность O(1). Операции </w:t>
+      </w:r>
+      <w:r>
+        <w:rPr>
+          <w:rStyle w:val="Style14"/>
+        </w:rPr>
+        <w:t>pop()</w:t>
+      </w:r>
+      <w:r>
+        <w:rPr/>
+        <w:t xml:space="preserve"> и </w:t>
+      </w:r>
+      <w:r>
+        <w:rPr>
+          <w:rStyle w:val="Style14"/>
+        </w:rPr>
+        <w:t>peek()</w:t>
+      </w:r>
+      <w:r>
+        <w:rPr/>
+        <w:t xml:space="preserve"> выполняются за O(1).</w:t>
+      </w:r>
+    </w:p>
+    <w:p>
+      <w:pPr>
+        <w:pStyle w:val="Normal"/>
+        <w:spacing w:lineRule="auto" w:line="360"/>
+        <w:jc w:val="both"/>
+        <w:rPr>
+          <w:rFonts w:ascii="Times New Roman" w:hAnsi="Times New Roman" w:cs="Times New Roman"/>
           <w:b/>
           <w:color w:val="auto"/>
           <w:sz w:val="28"/>
           <w:szCs w:val="28"/>
           <w:lang w:val="en-US"/>
         </w:rPr>
-        <w:t>DynamicArray</w:t>
-      </w:r>
+      </w:pPr>
       <w:r>
         <w:rPr>
           <w:rFonts w:cs="Times New Roman" w:ascii="Times New Roman" w:hAnsi="Times New Roman"/>
@@ -4764,117 +5238,6 @@
           <w:szCs w:val="28"/>
           <w:lang w:val="en-US"/>
         </w:rPr>
-        <w:t>.</w:t>
-      </w:r>
-    </w:p>
-    <w:p>
-      <w:pPr>
-        <w:pStyle w:val="BodyText"/>
-        <w:rPr/>
-      </w:pPr>
-      <w:r>
-        <w:rPr/>
-        <w:t>Стек работает по принципу LIFO — последний добавленный элемент извлекается первым.</w:t>
-      </w:r>
-    </w:p>
-    <w:p>
-      <w:pPr>
-        <w:pStyle w:val="BodyText"/>
-        <w:rPr/>
-      </w:pPr>
-      <w:r>
-        <w:rPr/>
-        <w:t xml:space="preserve">Реализованы три основные операции: </w:t>
-      </w:r>
-      <w:r>
-        <w:rPr>
-          <w:rStyle w:val="Style14"/>
-        </w:rPr>
-        <w:t>push()</w:t>
-      </w:r>
-      <w:r>
-        <w:rPr/>
-        <w:t xml:space="preserve"> — добавление элемента на вершину, </w:t>
-      </w:r>
-      <w:r>
-        <w:rPr>
-          <w:rStyle w:val="Style14"/>
-        </w:rPr>
-        <w:t>pop()</w:t>
-      </w:r>
-      <w:r>
-        <w:rPr/>
-        <w:t xml:space="preserve"> — удаление и возвращение вершины, </w:t>
-      </w:r>
-      <w:r>
-        <w:rPr>
-          <w:rStyle w:val="Style14"/>
-        </w:rPr>
-        <w:t>peek()</w:t>
-      </w:r>
-      <w:r>
-        <w:rPr/>
-        <w:t xml:space="preserve"> — получение вершины без удаления.</w:t>
-      </w:r>
-    </w:p>
-    <w:p>
-      <w:pPr>
-        <w:pStyle w:val="BodyText"/>
-        <w:bidi w:val="0"/>
-        <w:ind w:hanging="0" w:left="0" w:right="0"/>
-        <w:rPr/>
-      </w:pPr>
-      <w:r>
-        <w:rPr/>
-        <w:t xml:space="preserve">Добавление элемента выполняется через </w:t>
-      </w:r>
-      <w:r>
-        <w:rPr>
-          <w:rStyle w:val="Style14"/>
-        </w:rPr>
-        <w:t>DynamicArray.append()</w:t>
-      </w:r>
-      <w:r>
-        <w:rPr/>
-        <w:t xml:space="preserve">, поэтому имеет амортизированную сложность O(1). Операции </w:t>
-      </w:r>
-      <w:r>
-        <w:rPr>
-          <w:rStyle w:val="Style14"/>
-        </w:rPr>
-        <w:t>pop()</w:t>
-      </w:r>
-      <w:r>
-        <w:rPr/>
-        <w:t xml:space="preserve"> и </w:t>
-      </w:r>
-      <w:r>
-        <w:rPr>
-          <w:rStyle w:val="Style14"/>
-        </w:rPr>
-        <w:t>peek()</w:t>
-      </w:r>
-      <w:r>
-        <w:rPr/>
-        <w:t xml:space="preserve"> выполняются за O(1).</w:t>
-      </w:r>
-    </w:p>
-    <w:p>
-      <w:pPr>
-        <w:pStyle w:val="Normal"/>
-        <w:spacing w:lineRule="auto" w:line="360"/>
-        <w:jc w:val="both"/>
-        <w:rPr>
-          <w:rFonts w:ascii="Times New Roman" w:hAnsi="Times New Roman" w:cs="Times New Roman"/>
-          <w:b/>
-          <w:color w:val="auto"/>
-          <w:sz w:val="28"/>
-          <w:szCs w:val="28"/>
-          <w:lang w:val="en-US"/>
-        </w:rPr>
-      </w:pPr>
-      <w:r>
-        <w:rPr/>
         <w:drawing>
           <wp:anchor behindDoc="0" distT="0" distB="0" distL="0" distR="0" simplePos="0" locked="0" layoutInCell="0" allowOverlap="1" relativeHeight="9">
             <wp:simplePos x="0" y="0"/>
@@ -4937,7 +5300,14 @@
         </w:rPr>
       </w:pPr>
       <w:r>
-        <w:rPr/>
+        <w:rPr>
+          <w:rFonts w:cs="Times New Roman" w:ascii="Times New Roman" w:hAnsi="Times New Roman"/>
+          <w:b/>
+          <w:color w:themeColor="accent1" w:themeShade="bf" w:val="auto"/>
+          <w:sz w:val="28"/>
+          <w:szCs w:val="28"/>
+          <w:lang w:val="en-US"/>
+        </w:rPr>
         <w:drawing>
           <wp:anchor behindDoc="0" distT="0" distB="0" distL="0" distR="0" simplePos="0" locked="0" layoutInCell="0" allowOverlap="1" relativeHeight="10">
             <wp:simplePos x="0" y="0"/>
@@ -5045,7 +5415,14 @@
         </w:rPr>
       </w:pPr>
       <w:r>
-        <w:rPr/>
+        <w:rPr>
+          <w:rFonts w:cs="Times New Roman" w:ascii="Times New Roman" w:hAnsi="Times New Roman"/>
+          <w:b/>
+          <w:color w:themeColor="accent1" w:themeShade="bf" w:val="auto"/>
+          <w:sz w:val="28"/>
+          <w:szCs w:val="28"/>
+          <w:lang w:val="en-US"/>
+        </w:rPr>
       </w:r>
     </w:p>
     <w:p>
@@ -5181,7 +5558,14 @@
         </w:rPr>
       </w:pPr>
       <w:r>
-        <w:rPr/>
+        <w:rPr>
+          <w:rFonts w:cs="Times New Roman" w:ascii="Times New Roman" w:hAnsi="Times New Roman"/>
+          <w:b/>
+          <w:color w:val="auto"/>
+          <w:sz w:val="28"/>
+          <w:szCs w:val="28"/>
+          <w:lang w:val="en-US"/>
+        </w:rPr>
       </w:r>
     </w:p>
     <w:p>
@@ -5407,7 +5791,13 @@
         </w:rPr>
       </w:pPr>
       <w:r>
-        <w:rPr/>
+        <w:rPr>
+          <w:rFonts w:eastAsia="Times New Roman" w:cs="Times New Roman" w:ascii="Times New Roman" w:hAnsi="Times New Roman"/>
+          <w:bCs/>
+          <w:sz w:val="28"/>
+          <w:szCs w:val="28"/>
+          <w:lang w:eastAsia="ru-RU"/>
+        </w:rPr>
         <w:drawing>
           <wp:anchor behindDoc="0" distT="0" distB="0" distL="0" distR="0" simplePos="0" locked="0" layoutInCell="0" allowOverlap="1" relativeHeight="13">
             <wp:simplePos x="0" y="0"/>
@@ -5461,7 +5851,7 @@
     <w:p>
       <w:pPr>
         <w:pStyle w:val="Normal"/>
-        <w:spacing w:lineRule="auto" w:line="360"/>
+        <w:spacing w:lineRule="auto" w:line="360" w:before="0" w:after="160"/>
         <w:ind w:hanging="0"/>
         <w:jc w:val="both"/>
         <w:rPr/>
@@ -5560,7 +5950,11 @@
         </w:rPr>
       </w:pPr>
       <w:r>
-        <w:rPr/>
+        <w:rPr>
+          <w:rFonts w:cs="Times New Roman" w:ascii="Times New Roman" w:hAnsi="Times New Roman"/>
+          <w:sz w:val="28"/>
+          <w:szCs w:val="28"/>
+        </w:rPr>
       </w:r>
     </w:p>
     <w:sectPr>
@@ -5625,7 +6019,7 @@
         </w:r>
         <w:r>
           <w:rPr/>
-          <w:t>16</w:t>
+          <w:t>15</w:t>
         </w:r>
         <w:r>
           <w:rPr/>
@@ -6066,7 +6460,6 @@
     </w:lvl>
     <w:lvl w:ilvl="2">
       <w:start w:val="1"/>
-      <w:pStyle w:val="Heading3"/>
       <w:numFmt w:val="none"/>
       <w:suff w:val="nothing"/>
       <w:lvlText w:val=""/>
